--- a/Quiz Histoire de la Guinee An 68 - Questionnaire participants.docx
+++ b/Quiz Histoire de la Guinee An 68 - Questionnaire participants.docx
@@ -73,7 +73,7 @@
                 <w:color w:val="E8A858"/>
                 <w:sz w:val="18"/>
               </w:rPr>
-              <w:t>GOVERNMENT QUIZ · SEMAINE DE L'INDÉPENDANCE · AN 68</w:t>
+              <w:t>GOUVERNEMENT QCM · SEMAINE DE L'INDÉPENDANCE · AN 68</w:t>
             </w:r>
           </w:p>
           <w:p>
